--- a/docs/文件子系统/API文档.docx
+++ b/docs/文件子系统/API文档.docx
@@ -1,6 +1,6 @@
 
 <file path=word/document.xml><?xml version="1.0" encoding="utf-8"?>
-<w:document xmlns:wpc="http://schemas.microsoft.com/office/word/2010/wordprocessingCanvas" xmlns:cx="http://schemas.microsoft.com/office/drawing/2014/chartex" xmlns:cx1="http://schemas.microsoft.com/office/drawing/2015/9/8/chartex" xmlns:cx2="http://schemas.microsoft.com/office/drawing/2015/10/21/chartex" xmlns:cx3="http://schemas.microsoft.com/office/drawing/2016/5/9/chartex" xmlns:cx4="http://schemas.microsoft.com/office/drawing/2016/5/10/chartex" xmlns:cx5="http://schemas.microsoft.com/office/drawing/2016/5/11/chartex" xmlns:cx6="http://schemas.microsoft.com/office/drawing/2016/5/12/chartex" xmlns:cx7="http://schemas.microsoft.com/office/drawing/2016/5/13/chartex" xmlns:cx8="http://schemas.microsoft.com/office/drawing/2016/5/14/chartex" xmlns:mc="http://schemas.openxmlformats.org/markup-compatibility/2006" xmlns:aink="http://schemas.microsoft.com/office/drawing/2016/ink" xmlns:am3d="http://schemas.microsoft.com/office/drawing/2017/model3d" xmlns:o="urn:schemas-microsoft-com:office:office" xmlns:oel="http://schemas.microsoft.com/office/2019/extlst" xmlns:r="http://schemas.openxmlformats.org/officeDocument/2006/relationships" xmlns:m="http://schemas.openxmlformats.org/officeDocument/2006/math" xmlns:v="urn:schemas-microsoft-com:vml" xmlns:wp14="http://schemas.microsoft.com/office/word/2010/wordprocessingDrawing" xmlns:wp="http://schemas.openxmlformats.org/drawingml/2006/wordprocessingDrawing" xmlns:w10="urn:schemas-microsoft-com:office:word" xmlns:w="http://schemas.openxmlformats.org/wordprocessingml/2006/main" xmlns:w14="http://schemas.microsoft.com/office/word/2010/wordml" xmlns:w15="http://schemas.microsoft.com/office/word/2012/wordml" xmlns:w16cex="http://schemas.microsoft.com/office/word/2018/wordml/cex" xmlns:w16cid="http://schemas.microsoft.com/office/word/2016/wordml/cid" xmlns:w16="http://schemas.microsoft.com/office/word/2018/wordml" xmlns:w16sdtdh="http://schemas.microsoft.com/office/word/2020/wordml/sdtdatahash" xmlns:w16se="http://schemas.microsoft.com/office/word/2015/wordml/symex" xmlns:wpg="http://schemas.microsoft.com/office/word/2010/wordprocessingGroup" xmlns:wpi="http://schemas.microsoft.com/office/word/2010/wordprocessingInk" xmlns:wne="http://schemas.microsoft.com/office/word/2006/wordml" xmlns:wps="http://schemas.microsoft.com/office/word/2010/wordprocessingShape" mc:Ignorable="w14 w15 w16se w16cid w16 w16cex w16sdtdh wp14">
+<w:document xmlns:wpc="http://schemas.microsoft.com/office/word/2010/wordprocessingCanvas" xmlns:cx="http://schemas.microsoft.com/office/drawing/2014/chartex" xmlns:cx1="http://schemas.microsoft.com/office/drawing/2015/9/8/chartex" xmlns:cx2="http://schemas.microsoft.com/office/drawing/2015/10/21/chartex" xmlns:cx3="http://schemas.microsoft.com/office/drawing/2016/5/9/chartex" xmlns:cx4="http://schemas.microsoft.com/office/drawing/2016/5/10/chartex" xmlns:cx5="http://schemas.microsoft.com/office/drawing/2016/5/11/chartex" xmlns:cx6="http://schemas.microsoft.com/office/drawing/2016/5/12/chartex" xmlns:cx7="http://schemas.microsoft.com/office/drawing/2016/5/13/chartex" xmlns:cx8="http://schemas.microsoft.com/office/drawing/2016/5/14/chartex" xmlns:mc="http://schemas.openxmlformats.org/markup-compatibility/2006" xmlns:aink="http://schemas.microsoft.com/office/drawing/2016/ink" xmlns:am3d="http://schemas.microsoft.com/office/drawing/2017/model3d" xmlns:o="urn:schemas-microsoft-com:office:office" xmlns:r="http://schemas.openxmlformats.org/officeDocument/2006/relationships" xmlns:m="http://schemas.openxmlformats.org/officeDocument/2006/math" xmlns:v="urn:schemas-microsoft-com:vml" xmlns:wp14="http://schemas.microsoft.com/office/word/2010/wordprocessingDrawing" xmlns:wp="http://schemas.openxmlformats.org/drawingml/2006/wordprocessingDrawing" xmlns:w10="urn:schemas-microsoft-com:office:word" xmlns:w="http://schemas.openxmlformats.org/wordprocessingml/2006/main" xmlns:w14="http://schemas.microsoft.com/office/word/2010/wordml" xmlns:w15="http://schemas.microsoft.com/office/word/2012/wordml" xmlns:w16cex="http://schemas.microsoft.com/office/word/2018/wordml/cex" xmlns:w16cid="http://schemas.microsoft.com/office/word/2016/wordml/cid" xmlns:w16="http://schemas.microsoft.com/office/word/2018/wordml" xmlns:w16sdtdh="http://schemas.microsoft.com/office/word/2020/wordml/sdtdatahash" xmlns:w16se="http://schemas.microsoft.com/office/word/2015/wordml/symex" xmlns:wpg="http://schemas.microsoft.com/office/word/2010/wordprocessingGroup" xmlns:wpi="http://schemas.microsoft.com/office/word/2010/wordprocessingInk" xmlns:wne="http://schemas.microsoft.com/office/word/2006/wordml" xmlns:wps="http://schemas.microsoft.com/office/word/2010/wordprocessingShape" mc:Ignorable="w14 w15 w16se w16cid w16 w16cex w16sdtdh wp14">
   <w:body>
     <w:p>
       <w:pPr>
@@ -8,9 +8,6 @@
           <w:tab w:val="center" w:pos="4153"/>
           <w:tab w:val="left" w:pos="5530"/>
         </w:tabs>
-        <w:rPr>
-          <w:rFonts w:hint="eastAsia"/>
-        </w:rPr>
       </w:pPr>
       <w:r>
         <w:tab/>
@@ -37,19 +34,8 @@
         <w:t>（简易版）</w:t>
       </w:r>
     </w:p>
-    <w:p>
-      <w:pPr>
-        <w:rPr>
-          <w:rFonts w:hint="eastAsia"/>
-        </w:rPr>
-      </w:pPr>
-    </w:p>
-    <w:p>
-      <w:pPr>
-        <w:rPr>
-          <w:rFonts w:hint="eastAsia"/>
-        </w:rPr>
-      </w:pPr>
+    <w:p/>
+    <w:p>
       <w:r>
         <w:rPr>
           <w:rFonts w:hint="eastAsia"/>
@@ -275,10 +261,16 @@
         <w:rPr>
           <w:rFonts w:hint="eastAsia"/>
         </w:rPr>
-        <w:t>：str</w:t>
-      </w:r>
-      <w:r>
-        <w:t>[10]</w:t>
+        <w:t>：</w:t>
+      </w:r>
+      <w:r>
+        <w:rPr>
+          <w:rFonts w:hint="eastAsia"/>
+        </w:rPr>
+        <w:t>uuid</w:t>
+      </w:r>
+      <w:r>
+        <w:t>4</w:t>
       </w:r>
     </w:p>
     <w:p>
@@ -328,26 +320,14 @@
         <w:rPr>
           <w:rFonts w:hint="eastAsia"/>
         </w:rPr>
-        <w:t>Map</w:t>
-      </w:r>
-      <w:r>
-        <w:rPr>
-          <w:rFonts w:hint="eastAsia"/>
-        </w:rPr>
-        <w:t>Not</w:t>
-      </w:r>
-      <w:proofErr w:type="spellEnd"/>
-      <w:r>
-        <w:rPr>
-          <w:rFonts w:hint="eastAsia"/>
-        </w:rPr>
-        <w:t xml:space="preserve"> Found</w:t>
-      </w:r>
-      <w:r>
-        <w:rPr>
-          <w:rFonts w:hint="eastAsia"/>
-        </w:rPr>
-        <w:t>）</w:t>
+        <w:t>MapNot</w:t>
+      </w:r>
+      <w:proofErr w:type="spellEnd"/>
+      <w:r>
+        <w:rPr>
+          <w:rFonts w:hint="eastAsia"/>
+        </w:rPr>
+        <w:t xml:space="preserve"> Found）</w:t>
       </w:r>
     </w:p>
     <w:p>
@@ -394,11 +374,6 @@
       </w:r>
     </w:p>
     <w:p>
-      <w:pPr>
-        <w:rPr>
-          <w:rFonts w:hint="eastAsia"/>
-        </w:rPr>
-      </w:pPr>
       <w:proofErr w:type="spellStart"/>
       <w:r>
         <w:t>dict</w:t>
@@ -414,19 +389,8 @@
         <w:t>地图的一系列参数</w:t>
       </w:r>
     </w:p>
-    <w:p>
-      <w:pPr>
-        <w:rPr>
-          <w:rFonts w:hint="eastAsia"/>
-        </w:rPr>
-      </w:pPr>
-    </w:p>
-    <w:p>
-      <w:pPr>
-        <w:rPr>
-          <w:rFonts w:hint="eastAsia"/>
-        </w:rPr>
-      </w:pPr>
+    <w:p/>
+    <w:p>
       <w:r>
         <w:t>3</w:t>
       </w:r>
@@ -592,11 +556,6 @@
       <w:proofErr w:type="spellEnd"/>
     </w:p>
     <w:p>
-      <w:pPr>
-        <w:rPr>
-          <w:rFonts w:hint="eastAsia"/>
-        </w:rPr>
-      </w:pPr>
       <w:r>
         <w:rPr>
           <w:rFonts w:hint="eastAsia"/>
@@ -614,11 +573,6 @@
       </w:r>
     </w:p>
     <w:p>
-      <w:pPr>
-        <w:rPr>
-          <w:rFonts w:hint="eastAsia"/>
-        </w:rPr>
-      </w:pPr>
       <w:proofErr w:type="spellStart"/>
       <w:r>
         <w:t>dict</w:t>
@@ -636,11 +590,6 @@
     </w:p>
     <w:p/>
     <w:p>
-      <w:pPr>
-        <w:rPr>
-          <w:rFonts w:hint="eastAsia"/>
-        </w:rPr>
-      </w:pPr>
       <w:r>
         <w:rPr>
           <w:rFonts w:hint="eastAsia"/>
@@ -913,11 +862,6 @@
       </w:r>
     </w:p>
     <w:p>
-      <w:pPr>
-        <w:rPr>
-          <w:rFonts w:hint="eastAsia"/>
-        </w:rPr>
-      </w:pPr>
       <w:r>
         <w:rPr>
           <w:rFonts w:hint="eastAsia"/>
@@ -934,11 +878,6 @@
       </w:r>
     </w:p>
     <w:p>
-      <w:pPr>
-        <w:rPr>
-          <w:rFonts w:hint="eastAsia"/>
-        </w:rPr>
-      </w:pPr>
       <w:r>
         <w:rPr>
           <w:rFonts w:hint="eastAsia"/>
@@ -1138,11 +1077,6 @@
       </w:r>
     </w:p>
     <w:p>
-      <w:pPr>
-        <w:rPr>
-          <w:rFonts w:hint="eastAsia"/>
-        </w:rPr>
-      </w:pPr>
       <w:r>
         <w:rPr>
           <w:rFonts w:hint="eastAsia"/>
@@ -1478,11 +1412,6 @@
       </w:r>
     </w:p>
     <w:p>
-      <w:pPr>
-        <w:rPr>
-          <w:rFonts w:hint="eastAsia"/>
-        </w:rPr>
-      </w:pPr>
       <w:r>
         <w:t>…</w:t>
       </w:r>
@@ -1523,8 +1452,40 @@
         <w:t xml:space="preserve">， </w:t>
       </w:r>
       <w:r>
-        <w:t>100</w:t>
-      </w:r>
+        <w:t>1009</w:t>
+      </w:r>
+      <w:r>
+        <w:rPr>
+          <w:rFonts w:hint="eastAsia"/>
+        </w:rPr>
+        <w:t>：</w:t>
+      </w:r>
+      <w:proofErr w:type="spellStart"/>
+      <w:r>
+        <w:rPr>
+          <w:rFonts w:hint="eastAsia"/>
+        </w:rPr>
+        <w:t>User</w:t>
+      </w:r>
+      <w:r>
+        <w:t>Delete</w:t>
+      </w:r>
+      <w:r>
+        <w:rPr>
+          <w:rFonts w:hint="eastAsia"/>
+        </w:rPr>
+        <w:t>Error</w:t>
+      </w:r>
+      <w:proofErr w:type="spellEnd"/>
+      <w:r>
+        <w:rPr>
+          <w:rFonts w:hint="eastAsia"/>
+        </w:rPr>
+        <w:t>）</w:t>
+      </w:r>
+    </w:p>
+    <w:p/>
+    <w:p>
       <w:r>
         <w:t>9</w:t>
       </w:r>
@@ -1532,25 +1493,242 @@
         <w:rPr>
           <w:rFonts w:hint="eastAsia"/>
         </w:rPr>
+        <w:t>，</w:t>
+      </w:r>
+      <w:proofErr w:type="spellStart"/>
+      <w:r>
+        <w:rPr>
+          <w:rFonts w:hint="eastAsia"/>
+        </w:rPr>
+        <w:t>GetUser</w:t>
+      </w:r>
+      <w:r>
+        <w:t>Model</w:t>
+      </w:r>
+      <w:proofErr w:type="spellEnd"/>
+      <w:r>
+        <w:t xml:space="preserve"> (str[32] </w:t>
+      </w:r>
+      <w:proofErr w:type="spellStart"/>
+      <w:r>
+        <w:t>uuid</w:t>
+      </w:r>
+      <w:proofErr w:type="spellEnd"/>
+      <w:r>
+        <w:t xml:space="preserve"> </w:t>
+      </w:r>
+      <w:r>
+        <w:rPr>
+          <w:rFonts w:hint="eastAsia"/>
+        </w:rPr>
+        <w:t>获取用户模型</w:t>
+      </w:r>
+    </w:p>
+    <w:p>
+      <w:r>
+        <w:rPr>
+          <w:rFonts w:hint="eastAsia"/>
+        </w:rPr>
+        <w:t>输入：</w:t>
+      </w:r>
+    </w:p>
+    <w:p>
+      <w:r>
+        <w:t>…</w:t>
+      </w:r>
+    </w:p>
+    <w:p>
+      <w:r>
+        <w:rPr>
+          <w:rFonts w:hint="eastAsia"/>
+        </w:rPr>
+        <w:t>输出：</w:t>
+      </w:r>
+    </w:p>
+    <w:p>
+      <w:r>
+        <w:rPr>
+          <w:rFonts w:hint="eastAsia"/>
+        </w:rPr>
+        <w:t>int</w:t>
+      </w:r>
+      <w:r>
+        <w:t xml:space="preserve"> </w:t>
+      </w:r>
+      <w:r>
+        <w:rPr>
+          <w:rFonts w:hint="eastAsia"/>
+        </w:rPr>
+        <w:t>status；状态参数 （0</w:t>
+      </w:r>
+      <w:r>
+        <w:t xml:space="preserve">: </w:t>
+      </w:r>
+      <w:r>
+        <w:rPr>
+          <w:rFonts w:hint="eastAsia"/>
+        </w:rPr>
+        <w:t>OK，2</w:t>
+      </w:r>
+      <w:r>
+        <w:t xml:space="preserve">001: </w:t>
+      </w:r>
+      <w:proofErr w:type="spellStart"/>
+      <w:r>
+        <w:t>UserNotFound</w:t>
+      </w:r>
+      <w:proofErr w:type="spellEnd"/>
+      <w:r>
+        <w:t>, 10</w:t>
+      </w:r>
+      <w:r>
+        <w:t>10</w:t>
+      </w:r>
+      <w:r>
+        <w:t xml:space="preserve">: </w:t>
+      </w:r>
+      <w:proofErr w:type="spellStart"/>
+      <w:r>
+        <w:t>GetUser</w:t>
+      </w:r>
+      <w:r>
+        <w:rPr>
+          <w:rFonts w:hint="eastAsia"/>
+        </w:rPr>
+        <w:t>Model</w:t>
+      </w:r>
+      <w:r>
+        <w:t>Error</w:t>
+      </w:r>
+      <w:proofErr w:type="spellEnd"/>
+      <w:r>
+        <w:t>）</w:t>
+      </w:r>
+    </w:p>
+    <w:p>
+      <w:r>
+        <w:rPr>
+          <w:rFonts w:hint="eastAsia"/>
+        </w:rPr>
+        <w:t>{</w:t>
+      </w:r>
+      <w:r>
+        <w:t>“</w:t>
+      </w:r>
+      <w:proofErr w:type="spellStart"/>
+      <w:r>
+        <w:t>user_name</w:t>
+      </w:r>
+      <w:proofErr w:type="spellEnd"/>
+      <w:proofErr w:type="gramStart"/>
+      <w:r>
+        <w:t>” :</w:t>
+      </w:r>
+      <w:proofErr w:type="gramEnd"/>
+      <w:r>
+        <w:t xml:space="preserve"> …, “</w:t>
+      </w:r>
+      <w:proofErr w:type="spellStart"/>
+      <w:r>
+        <w:t>user_email</w:t>
+      </w:r>
+      <w:proofErr w:type="spellEnd"/>
+      <w:r>
+        <w:t>”</w:t>
+      </w:r>
+      <w:r>
+        <w:rPr>
+          <w:rFonts w:hint="eastAsia"/>
+        </w:rPr>
         <w:t>：</w:t>
       </w:r>
-      <w:proofErr w:type="spellStart"/>
-      <w:r>
-        <w:rPr>
-          <w:rFonts w:hint="eastAsia"/>
-        </w:rPr>
-        <w:t>User</w:t>
-      </w:r>
-      <w:r>
-        <w:t>Delete</w:t>
-      </w:r>
-      <w:r>
-        <w:rPr>
-          <w:rFonts w:hint="eastAsia"/>
-        </w:rPr>
-        <w:t>Error</w:t>
-      </w:r>
-      <w:proofErr w:type="spellEnd"/>
+      <w:r>
+        <w:t>…, “</w:t>
+      </w:r>
+      <w:proofErr w:type="spellStart"/>
+      <w:r>
+        <w:t>last_read</w:t>
+      </w:r>
+      <w:proofErr w:type="spellEnd"/>
+      <w:r>
+        <w:t xml:space="preserve">”: </w:t>
+      </w:r>
+      <w:proofErr w:type="spellStart"/>
+      <w:r>
+        <w:t>mapid</w:t>
+      </w:r>
+      <w:proofErr w:type="spellEnd"/>
+      <w:r>
+        <w:t>,…}</w:t>
+      </w:r>
+    </w:p>
+    <w:p/>
+    <w:p>
+      <w:r>
+        <w:t>10</w:t>
+      </w:r>
+      <w:r>
+        <w:rPr>
+          <w:rFonts w:hint="eastAsia"/>
+        </w:rPr>
+        <w:t>，</w:t>
+      </w:r>
+      <w:proofErr w:type="spellStart"/>
+      <w:r>
+        <w:rPr>
+          <w:rFonts w:hint="eastAsia"/>
+        </w:rPr>
+        <w:t>AddNotes</w:t>
+      </w:r>
+      <w:proofErr w:type="spellEnd"/>
+      <w:r>
+        <w:rPr>
+          <w:rFonts w:hint="eastAsia"/>
+        </w:rPr>
+        <w:t>（str</w:t>
+      </w:r>
+      <w:r>
+        <w:t xml:space="preserve">[10] </w:t>
+      </w:r>
+      <w:proofErr w:type="spellStart"/>
+      <w:r>
+        <w:t>mapid</w:t>
+      </w:r>
+      <w:proofErr w:type="spellEnd"/>
+      <w:r>
+        <w:t xml:space="preserve">, str[32] </w:t>
+      </w:r>
+      <w:proofErr w:type="spellStart"/>
+      <w:r>
+        <w:t>uuid</w:t>
+      </w:r>
+      <w:proofErr w:type="spellEnd"/>
+      <w:r>
+        <w:t xml:space="preserve">, str </w:t>
+      </w:r>
+      <w:r>
+        <w:t>context</w:t>
+      </w:r>
+      <w:r>
+        <w:t xml:space="preserve">, </w:t>
+      </w:r>
+      <w:proofErr w:type="spellStart"/>
+      <w:r>
+        <w:t>datetime.datetime</w:t>
+      </w:r>
+      <w:proofErr w:type="spellEnd"/>
+      <w:r>
+        <w:rPr>
+          <w:rFonts w:hint="eastAsia"/>
+        </w:rPr>
+        <w:t>：</w:t>
+      </w:r>
+      <w:r>
+        <w:rPr>
+          <w:rFonts w:hint="eastAsia"/>
+        </w:rPr>
+        <w:t>time</w:t>
+      </w:r>
       <w:r>
         <w:rPr>
           <w:rFonts w:hint="eastAsia"/>
@@ -1558,44 +1736,150 @@
         <w:t>）</w:t>
       </w:r>
     </w:p>
+    <w:p>
+      <w:r>
+        <w:rPr>
+          <w:rFonts w:hint="eastAsia"/>
+        </w:rPr>
+        <w:t>输入：</w:t>
+      </w:r>
+    </w:p>
+    <w:p>
+      <w:r>
+        <w:t>…</w:t>
+      </w:r>
+    </w:p>
+    <w:p>
+      <w:r>
+        <w:rPr>
+          <w:rFonts w:hint="eastAsia"/>
+        </w:rPr>
+        <w:t>t</w:t>
+      </w:r>
+      <w:r>
+        <w:t xml:space="preserve">ime : </w:t>
+      </w:r>
+      <w:r>
+        <w:rPr>
+          <w:rFonts w:hint="eastAsia"/>
+        </w:rPr>
+        <w:t>时间</w:t>
+      </w:r>
+    </w:p>
+    <w:p>
+      <w:r>
+        <w:rPr>
+          <w:rFonts w:hint="eastAsia"/>
+        </w:rPr>
+        <w:t>输出：</w:t>
+      </w:r>
+    </w:p>
+    <w:p>
+      <w:r>
+        <w:rPr>
+          <w:rFonts w:hint="eastAsia"/>
+        </w:rPr>
+        <w:t>int</w:t>
+      </w:r>
+      <w:r>
+        <w:t xml:space="preserve"> </w:t>
+      </w:r>
+      <w:r>
+        <w:rPr>
+          <w:rFonts w:hint="eastAsia"/>
+        </w:rPr>
+        <w:t>status；状态参数 （0</w:t>
+      </w:r>
+      <w:r>
+        <w:t xml:space="preserve">: </w:t>
+      </w:r>
+      <w:r>
+        <w:rPr>
+          <w:rFonts w:hint="eastAsia"/>
+        </w:rPr>
+        <w:t>OK，2</w:t>
+      </w:r>
+      <w:r>
+        <w:t xml:space="preserve">001: </w:t>
+      </w:r>
+      <w:proofErr w:type="spellStart"/>
+      <w:r>
+        <w:t>UserNotFound</w:t>
+      </w:r>
+      <w:proofErr w:type="spellEnd"/>
+      <w:r>
+        <w:t xml:space="preserve">, 1002: </w:t>
+      </w:r>
+      <w:proofErr w:type="spellStart"/>
+      <w:r>
+        <w:t>MapNotFound</w:t>
+      </w:r>
+      <w:proofErr w:type="spellEnd"/>
+      <w:r>
+        <w:t xml:space="preserve">, 1011: </w:t>
+      </w:r>
+      <w:proofErr w:type="spellStart"/>
+      <w:r>
+        <w:t>AddNotesError</w:t>
+      </w:r>
+      <w:proofErr w:type="spellEnd"/>
+      <w:r>
+        <w:t>）</w:t>
+      </w:r>
+    </w:p>
+    <w:p>
+      <w:proofErr w:type="gramStart"/>
+      <w:r>
+        <w:rPr>
+          <w:rFonts w:hint="eastAsia"/>
+        </w:rPr>
+        <w:t>s</w:t>
+      </w:r>
+      <w:r>
+        <w:t>tr[</w:t>
+      </w:r>
+      <w:proofErr w:type="gramEnd"/>
+      <w:r>
+        <w:t xml:space="preserve">16] </w:t>
+      </w:r>
+      <w:proofErr w:type="spellStart"/>
+      <w:r>
+        <w:t>noteid</w:t>
+      </w:r>
+      <w:proofErr w:type="spellEnd"/>
+    </w:p>
     <w:p/>
     <w:p>
       <w:r>
-        <w:t>9</w:t>
-      </w:r>
-      <w:r>
-        <w:rPr>
-          <w:rFonts w:hint="eastAsia"/>
-        </w:rPr>
-        <w:t>，</w:t>
-      </w:r>
-      <w:proofErr w:type="spellStart"/>
-      <w:r>
-        <w:rPr>
-          <w:rFonts w:hint="eastAsia"/>
-        </w:rPr>
-        <w:t>GetUser</w:t>
-      </w:r>
-      <w:r>
-        <w:t>Model</w:t>
-      </w:r>
-      <w:proofErr w:type="spellEnd"/>
-      <w:r>
-        <w:t xml:space="preserve"> (str[32] </w:t>
-      </w:r>
-      <w:proofErr w:type="spellStart"/>
-      <w:r>
-        <w:t>uuid</w:t>
-      </w:r>
-      <w:proofErr w:type="spellEnd"/>
-      <w:r>
-        <w:t xml:space="preserve"> </w:t>
-      </w:r>
-      <w:r>
-        <w:rPr>
-          <w:rFonts w:hint="eastAsia"/>
-        </w:rPr>
-        <w:t>获取用户模型</w:t>
+        <w:rPr>
+          <w:rFonts w:hint="eastAsia"/>
+        </w:rPr>
+        <w:t>1</w:t>
+      </w:r>
+      <w:r>
+        <w:t xml:space="preserve">1, </w:t>
+      </w:r>
+      <w:proofErr w:type="spellStart"/>
+      <w:r>
+        <w:t>DeleteNote</w:t>
+      </w:r>
+      <w:proofErr w:type="spellEnd"/>
+      <w:r>
+        <w:rPr>
+          <w:rFonts w:hint="eastAsia"/>
+        </w:rPr>
+        <w:t>（str</w:t>
+      </w:r>
+      <w:r>
+        <w:t xml:space="preserve">[16] </w:t>
+      </w:r>
+      <w:proofErr w:type="spellStart"/>
+      <w:r>
+        <w:t>noteid</w:t>
+      </w:r>
+      <w:proofErr w:type="spellEnd"/>
+      <w:r>
+        <w:t>）</w:t>
       </w:r>
     </w:p>
     <w:p>
@@ -1607,394 +1891,6 @@
       </w:r>
     </w:p>
     <w:p>
-      <w:r>
-        <w:t>…</w:t>
-      </w:r>
-    </w:p>
-    <w:p>
-      <w:r>
-        <w:rPr>
-          <w:rFonts w:hint="eastAsia"/>
-        </w:rPr>
-        <w:t>输出：</w:t>
-      </w:r>
-    </w:p>
-    <w:p>
-      <w:pPr>
-        <w:rPr>
-          <w:rFonts w:hint="eastAsia"/>
-        </w:rPr>
-      </w:pPr>
-      <w:r>
-        <w:rPr>
-          <w:rFonts w:hint="eastAsia"/>
-        </w:rPr>
-        <w:t>int</w:t>
-      </w:r>
-      <w:r>
-        <w:t xml:space="preserve"> </w:t>
-      </w:r>
-      <w:r>
-        <w:rPr>
-          <w:rFonts w:hint="eastAsia"/>
-        </w:rPr>
-        <w:t>status；状态参数 （0</w:t>
-      </w:r>
-      <w:r>
-        <w:t xml:space="preserve">: </w:t>
-      </w:r>
-      <w:r>
-        <w:rPr>
-          <w:rFonts w:hint="eastAsia"/>
-        </w:rPr>
-        <w:t>OK，2</w:t>
-      </w:r>
-      <w:r>
-        <w:t xml:space="preserve">001: </w:t>
-      </w:r>
-      <w:proofErr w:type="spellStart"/>
-      <w:r>
-        <w:t>UserNotFound</w:t>
-      </w:r>
-      <w:proofErr w:type="spellEnd"/>
-      <w:r>
-        <w:t>, 10</w:t>
-      </w:r>
-      <w:r>
-        <w:t>10</w:t>
-      </w:r>
-      <w:r>
-        <w:t xml:space="preserve">: </w:t>
-      </w:r>
-      <w:proofErr w:type="spellStart"/>
-      <w:r>
-        <w:t>GetUser</w:t>
-      </w:r>
-      <w:r>
-        <w:rPr>
-          <w:rFonts w:hint="eastAsia"/>
-        </w:rPr>
-        <w:t>Model</w:t>
-      </w:r>
-      <w:r>
-        <w:t>Error</w:t>
-      </w:r>
-      <w:proofErr w:type="spellEnd"/>
-      <w:r>
-        <w:t>）</w:t>
-      </w:r>
-    </w:p>
-    <w:p>
-      <w:r>
-        <w:rPr>
-          <w:rFonts w:hint="eastAsia"/>
-        </w:rPr>
-        <w:t>{</w:t>
-      </w:r>
-      <w:r>
-        <w:t>“</w:t>
-      </w:r>
-      <w:proofErr w:type="spellStart"/>
-      <w:r>
-        <w:t>user_name</w:t>
-      </w:r>
-      <w:proofErr w:type="spellEnd"/>
-      <w:proofErr w:type="gramStart"/>
-      <w:r>
-        <w:t>” :</w:t>
-      </w:r>
-      <w:proofErr w:type="gramEnd"/>
-      <w:r>
-        <w:t xml:space="preserve"> …, “</w:t>
-      </w:r>
-      <w:proofErr w:type="spellStart"/>
-      <w:r>
-        <w:t>user_email</w:t>
-      </w:r>
-      <w:proofErr w:type="spellEnd"/>
-      <w:r>
-        <w:t>”</w:t>
-      </w:r>
-      <w:r>
-        <w:rPr>
-          <w:rFonts w:hint="eastAsia"/>
-        </w:rPr>
-        <w:t>：</w:t>
-      </w:r>
-      <w:r>
-        <w:t>…, “</w:t>
-      </w:r>
-      <w:proofErr w:type="spellStart"/>
-      <w:r>
-        <w:t>last_read</w:t>
-      </w:r>
-      <w:proofErr w:type="spellEnd"/>
-      <w:r>
-        <w:t xml:space="preserve">”: </w:t>
-      </w:r>
-      <w:proofErr w:type="spellStart"/>
-      <w:r>
-        <w:t>mapid</w:t>
-      </w:r>
-      <w:proofErr w:type="spellEnd"/>
-      <w:r>
-        <w:t>,…}</w:t>
-      </w:r>
-    </w:p>
-    <w:p/>
-    <w:p>
-      <w:r>
-        <w:t>10</w:t>
-      </w:r>
-      <w:r>
-        <w:rPr>
-          <w:rFonts w:hint="eastAsia"/>
-        </w:rPr>
-        <w:t>，</w:t>
-      </w:r>
-      <w:proofErr w:type="spellStart"/>
-      <w:r>
-        <w:rPr>
-          <w:rFonts w:hint="eastAsia"/>
-        </w:rPr>
-        <w:t>AddNotes</w:t>
-      </w:r>
-      <w:proofErr w:type="spellEnd"/>
-      <w:r>
-        <w:rPr>
-          <w:rFonts w:hint="eastAsia"/>
-        </w:rPr>
-        <w:t>（str</w:t>
-      </w:r>
-      <w:r>
-        <w:t xml:space="preserve">[10] </w:t>
-      </w:r>
-      <w:proofErr w:type="spellStart"/>
-      <w:r>
-        <w:t>mapid</w:t>
-      </w:r>
-      <w:proofErr w:type="spellEnd"/>
-      <w:r>
-        <w:t xml:space="preserve">, str[32] </w:t>
-      </w:r>
-      <w:proofErr w:type="spellStart"/>
-      <w:r>
-        <w:t>uuid</w:t>
-      </w:r>
-      <w:proofErr w:type="spellEnd"/>
-      <w:r>
-        <w:t xml:space="preserve">, str </w:t>
-      </w:r>
-      <w:r>
-        <w:t>context</w:t>
-      </w:r>
-      <w:r>
-        <w:t xml:space="preserve">, </w:t>
-      </w:r>
-      <w:proofErr w:type="spellStart"/>
-      <w:r>
-        <w:t>datetime.datetime</w:t>
-      </w:r>
-      <w:proofErr w:type="spellEnd"/>
-      <w:r>
-        <w:rPr>
-          <w:rFonts w:hint="eastAsia"/>
-        </w:rPr>
-        <w:t>：</w:t>
-      </w:r>
-      <w:r>
-        <w:rPr>
-          <w:rFonts w:hint="eastAsia"/>
-        </w:rPr>
-        <w:t>time</w:t>
-      </w:r>
-      <w:r>
-        <w:rPr>
-          <w:rFonts w:hint="eastAsia"/>
-        </w:rPr>
-        <w:t>）</w:t>
-      </w:r>
-    </w:p>
-    <w:p>
-      <w:r>
-        <w:rPr>
-          <w:rFonts w:hint="eastAsia"/>
-        </w:rPr>
-        <w:t>输入：</w:t>
-      </w:r>
-    </w:p>
-    <w:p>
-      <w:r>
-        <w:t>…</w:t>
-      </w:r>
-    </w:p>
-    <w:p>
-      <w:r>
-        <w:rPr>
-          <w:rFonts w:hint="eastAsia"/>
-        </w:rPr>
-        <w:t>t</w:t>
-      </w:r>
-      <w:r>
-        <w:t xml:space="preserve">ime : </w:t>
-      </w:r>
-      <w:r>
-        <w:rPr>
-          <w:rFonts w:hint="eastAsia"/>
-        </w:rPr>
-        <w:t>时间</w:t>
-      </w:r>
-    </w:p>
-    <w:p>
-      <w:r>
-        <w:rPr>
-          <w:rFonts w:hint="eastAsia"/>
-        </w:rPr>
-        <w:t>输出：</w:t>
-      </w:r>
-    </w:p>
-    <w:p>
-      <w:r>
-        <w:rPr>
-          <w:rFonts w:hint="eastAsia"/>
-        </w:rPr>
-        <w:t>int</w:t>
-      </w:r>
-      <w:r>
-        <w:t xml:space="preserve"> </w:t>
-      </w:r>
-      <w:r>
-        <w:rPr>
-          <w:rFonts w:hint="eastAsia"/>
-        </w:rPr>
-        <w:t>status；状态参数 （0</w:t>
-      </w:r>
-      <w:r>
-        <w:t xml:space="preserve">: </w:t>
-      </w:r>
-      <w:r>
-        <w:rPr>
-          <w:rFonts w:hint="eastAsia"/>
-        </w:rPr>
-        <w:t>OK，2</w:t>
-      </w:r>
-      <w:r>
-        <w:t xml:space="preserve">001: </w:t>
-      </w:r>
-      <w:proofErr w:type="spellStart"/>
-      <w:r>
-        <w:t>UserNotFound</w:t>
-      </w:r>
-      <w:proofErr w:type="spellEnd"/>
-      <w:r>
-        <w:t xml:space="preserve">, </w:t>
-      </w:r>
-      <w:r>
-        <w:t xml:space="preserve">1002: </w:t>
-      </w:r>
-      <w:proofErr w:type="spellStart"/>
-      <w:r>
-        <w:t>MapNotFound</w:t>
-      </w:r>
-      <w:proofErr w:type="spellEnd"/>
-      <w:r>
-        <w:t xml:space="preserve">, </w:t>
-      </w:r>
-      <w:r>
-        <w:t>101</w:t>
-      </w:r>
-      <w:r>
-        <w:t>1</w:t>
-      </w:r>
-      <w:r>
-        <w:t xml:space="preserve">: </w:t>
-      </w:r>
-      <w:proofErr w:type="spellStart"/>
-      <w:r>
-        <w:t>AddNotes</w:t>
-      </w:r>
-      <w:r>
-        <w:t>Error</w:t>
-      </w:r>
-      <w:proofErr w:type="spellEnd"/>
-      <w:r>
-        <w:t>）</w:t>
-      </w:r>
-    </w:p>
-    <w:p>
-      <w:pPr>
-        <w:rPr>
-          <w:rFonts w:hint="eastAsia"/>
-        </w:rPr>
-      </w:pPr>
-      <w:proofErr w:type="gramStart"/>
-      <w:r>
-        <w:rPr>
-          <w:rFonts w:hint="eastAsia"/>
-        </w:rPr>
-        <w:t>s</w:t>
-      </w:r>
-      <w:r>
-        <w:t>tr[</w:t>
-      </w:r>
-      <w:proofErr w:type="gramEnd"/>
-      <w:r>
-        <w:t xml:space="preserve">16] </w:t>
-      </w:r>
-      <w:proofErr w:type="spellStart"/>
-      <w:r>
-        <w:t>noteid</w:t>
-      </w:r>
-      <w:proofErr w:type="spellEnd"/>
-    </w:p>
-    <w:p/>
-    <w:p>
-      <w:r>
-        <w:rPr>
-          <w:rFonts w:hint="eastAsia"/>
-        </w:rPr>
-        <w:t>1</w:t>
-      </w:r>
-      <w:r>
-        <w:t xml:space="preserve">1, </w:t>
-      </w:r>
-      <w:proofErr w:type="spellStart"/>
-      <w:r>
-        <w:t>DeleteNote</w:t>
-      </w:r>
-      <w:proofErr w:type="spellEnd"/>
-      <w:r>
-        <w:rPr>
-          <w:rFonts w:hint="eastAsia"/>
-        </w:rPr>
-        <w:t>（str</w:t>
-      </w:r>
-      <w:r>
-        <w:t xml:space="preserve">[16] </w:t>
-      </w:r>
-      <w:proofErr w:type="spellStart"/>
-      <w:r>
-        <w:t>noteid</w:t>
-      </w:r>
-      <w:proofErr w:type="spellEnd"/>
-      <w:r>
-        <w:t>）</w:t>
-      </w:r>
-    </w:p>
-    <w:p>
-      <w:r>
-        <w:rPr>
-          <w:rFonts w:hint="eastAsia"/>
-        </w:rPr>
-        <w:t>输入：</w:t>
-      </w:r>
-    </w:p>
-    <w:p>
-      <w:pPr>
-        <w:rPr>
-          <w:rFonts w:hint="eastAsia"/>
-        </w:rPr>
-      </w:pPr>
       <w:r>
         <w:t>…</w:t>
       </w:r>
@@ -2034,59 +1930,217 @@
         <w:t>OK，</w:t>
       </w:r>
       <w:r>
-        <w:t>1012</w:t>
-      </w:r>
+        <w:t xml:space="preserve">1012: </w:t>
+      </w:r>
+      <w:proofErr w:type="spellStart"/>
+      <w:r>
+        <w:t>NoteNotFound</w:t>
+      </w:r>
+      <w:proofErr w:type="spellEnd"/>
+      <w:r>
+        <w:t>, 1013:NoteDeleteError）</w:t>
+      </w:r>
+    </w:p>
+    <w:p/>
+    <w:p>
+      <w:r>
+        <w:rPr>
+          <w:rFonts w:hint="eastAsia"/>
+        </w:rPr>
+        <w:t>1</w:t>
+      </w:r>
+      <w:r>
+        <w:t xml:space="preserve">2, </w:t>
+      </w:r>
+      <w:proofErr w:type="spellStart"/>
+      <w:r>
+        <w:t>GetNotes</w:t>
+      </w:r>
+      <w:proofErr w:type="spellEnd"/>
+      <w:r>
+        <w:t xml:space="preserve">( </w:t>
+      </w:r>
+      <w:r>
+        <w:rPr>
+          <w:rFonts w:hint="eastAsia"/>
+        </w:rPr>
+        <w:t>str</w:t>
+      </w:r>
+      <w:r>
+        <w:t xml:space="preserve">[10] </w:t>
+      </w:r>
+      <w:proofErr w:type="spellStart"/>
+      <w:r>
+        <w:t>mapid</w:t>
+      </w:r>
+      <w:proofErr w:type="spellEnd"/>
+      <w:r>
+        <w:t xml:space="preserve"> = NULL, str[32] </w:t>
+      </w:r>
+      <w:proofErr w:type="spellStart"/>
+      <w:r>
+        <w:t>uid</w:t>
+      </w:r>
+      <w:proofErr w:type="spellEnd"/>
+      <w:r>
+        <w:t xml:space="preserve"> = NULL, count = 0</w:t>
+      </w:r>
+      <w:r>
+        <w:rPr>
+          <w:rFonts w:hint="eastAsia"/>
+        </w:rPr>
+        <w:t>，size</w:t>
+      </w:r>
+      <w:r>
+        <w:t xml:space="preserve"> = 10)</w:t>
+      </w:r>
+    </w:p>
+    <w:p>
+      <w:r>
+        <w:rPr>
+          <w:rFonts w:hint="eastAsia"/>
+        </w:rPr>
+        <w:t>#根据地图的id或者用户的id，或者两者，返回评注信息。</w:t>
+      </w:r>
+    </w:p>
+    <w:p>
+      <w:r>
+        <w:rPr>
+          <w:rFonts w:hint="eastAsia"/>
+        </w:rPr>
+        <w:t>输入：</w:t>
+      </w:r>
+    </w:p>
+    <w:p>
+      <w:proofErr w:type="spellStart"/>
+      <w:r>
+        <w:rPr>
+          <w:rFonts w:hint="eastAsia"/>
+        </w:rPr>
+        <w:t>m</w:t>
+      </w:r>
+      <w:r>
+        <w:t>apid</w:t>
+      </w:r>
+      <w:proofErr w:type="spellEnd"/>
       <w:r>
         <w:t xml:space="preserve">: </w:t>
       </w:r>
-      <w:proofErr w:type="spellStart"/>
-      <w:r>
-        <w:t>Note</w:t>
-      </w:r>
-      <w:r>
-        <w:t>NotFound</w:t>
-      </w:r>
-      <w:proofErr w:type="spellEnd"/>
-      <w:r>
-        <w:t>,</w:t>
-      </w:r>
-      <w:r>
-        <w:t xml:space="preserve"> 1013:NoteDeleteError）</w:t>
-      </w:r>
-    </w:p>
-    <w:p>
-      <w:pPr>
-        <w:rPr>
-          <w:rFonts w:hint="eastAsia"/>
-        </w:rPr>
-      </w:pPr>
-    </w:p>
-    <w:p>
-      <w:r>
-        <w:rPr>
-          <w:rFonts w:hint="eastAsia"/>
-        </w:rPr>
-        <w:t>1</w:t>
-      </w:r>
-      <w:r>
-        <w:t xml:space="preserve">2, </w:t>
-      </w:r>
-      <w:proofErr w:type="spellStart"/>
-      <w:r>
-        <w:t>GetNotes</w:t>
-      </w:r>
-      <w:proofErr w:type="spellEnd"/>
-      <w:r>
-        <w:t xml:space="preserve">( </w:t>
-      </w:r>
-      <w:r>
-        <w:rPr>
-          <w:rFonts w:hint="eastAsia"/>
-        </w:rPr>
-        <w:t>str</w:t>
-      </w:r>
-      <w:r>
-        <w:t xml:space="preserve">[10] </w:t>
+      <w:r>
+        <w:rPr>
+          <w:rFonts w:hint="eastAsia"/>
+        </w:rPr>
+        <w:t>地图的id，地图id状态会储存在用户程序中。若为空，则查询用户的所有评论。</w:t>
+      </w:r>
+    </w:p>
+    <w:p>
+      <w:proofErr w:type="spellStart"/>
+      <w:r>
+        <w:rPr>
+          <w:rFonts w:hint="eastAsia"/>
+        </w:rPr>
+        <w:t>uid</w:t>
+      </w:r>
+      <w:proofErr w:type="spellEnd"/>
+      <w:r>
+        <w:rPr>
+          <w:rFonts w:hint="eastAsia"/>
+        </w:rPr>
+        <w:t>：用户id，用户的id状态会储存在用户程序中。若为空，则查询用户的所有评论。</w:t>
+      </w:r>
+    </w:p>
+    <w:p>
+      <w:r>
+        <w:rPr>
+          <w:rFonts w:hint="eastAsia"/>
+        </w:rPr>
+        <w:t>count：（根据时间）排序后的符合条件的评论的起始位数</w:t>
+      </w:r>
+    </w:p>
+    <w:p>
+      <w:r>
+        <w:rPr>
+          <w:rFonts w:hint="eastAsia"/>
+        </w:rPr>
+        <w:t>size：一次性返回的评论条数（不足则尽可能返回）</w:t>
+      </w:r>
+    </w:p>
+    <w:p/>
+    <w:p>
+      <w:r>
+        <w:rPr>
+          <w:rFonts w:hint="eastAsia"/>
+        </w:rPr>
+        <w:t>输出：</w:t>
+      </w:r>
+    </w:p>
+    <w:p>
+      <w:r>
+        <w:rPr>
+          <w:rFonts w:hint="eastAsia"/>
+        </w:rPr>
+        <w:t>int</w:t>
+      </w:r>
+      <w:r>
+        <w:t xml:space="preserve"> </w:t>
+      </w:r>
+      <w:r>
+        <w:rPr>
+          <w:rFonts w:hint="eastAsia"/>
+        </w:rPr>
+        <w:t>status；状态参数 （0</w:t>
+      </w:r>
+      <w:r>
+        <w:t xml:space="preserve">: </w:t>
+      </w:r>
+      <w:r>
+        <w:rPr>
+          <w:rFonts w:hint="eastAsia"/>
+        </w:rPr>
+        <w:t>OK，2</w:t>
+      </w:r>
+      <w:r>
+        <w:t xml:space="preserve">001: </w:t>
+      </w:r>
+      <w:proofErr w:type="spellStart"/>
+      <w:r>
+        <w:t>UserNotFound</w:t>
+      </w:r>
+      <w:proofErr w:type="spellEnd"/>
+      <w:r>
+        <w:t xml:space="preserve">, 1002: </w:t>
+      </w:r>
+      <w:proofErr w:type="spellStart"/>
+      <w:r>
+        <w:t>MapNotFound</w:t>
+      </w:r>
+      <w:proofErr w:type="spellEnd"/>
+      <w:r>
+        <w:t xml:space="preserve">, 1014: </w:t>
+      </w:r>
+      <w:proofErr w:type="spellStart"/>
+      <w:r>
+        <w:t>AddNotesError</w:t>
+      </w:r>
+      <w:proofErr w:type="spellEnd"/>
+      <w:r>
+        <w:t>）</w:t>
+      </w:r>
+    </w:p>
+    <w:p>
+      <w:proofErr w:type="gramStart"/>
+      <w:r>
+        <w:rPr>
+          <w:rFonts w:hint="eastAsia"/>
+        </w:rPr>
+        <w:t>list</w:t>
+      </w:r>
+      <w:r>
+        <w:t>[</w:t>
+      </w:r>
+      <w:proofErr w:type="gramEnd"/>
+      <w:r>
+        <w:t>(</w:t>
       </w:r>
       <w:proofErr w:type="spellStart"/>
       <w:r>
@@ -2094,10 +2148,7 @@
       </w:r>
       <w:proofErr w:type="spellEnd"/>
       <w:r>
-        <w:t xml:space="preserve"> = NULL</w:t>
-      </w:r>
-      <w:r>
-        <w:t xml:space="preserve">, str[32] </w:t>
+        <w:t xml:space="preserve">, </w:t>
       </w:r>
       <w:proofErr w:type="spellStart"/>
       <w:r>
@@ -2105,206 +2156,10 @@
       </w:r>
       <w:proofErr w:type="spellEnd"/>
       <w:r>
-        <w:t xml:space="preserve"> = NULL</w:t>
-      </w:r>
-      <w:r>
-        <w:t>,</w:t>
-      </w:r>
-      <w:r>
-        <w:t xml:space="preserve"> count = 0</w:t>
-      </w:r>
-      <w:r>
-        <w:rPr>
-          <w:rFonts w:hint="eastAsia"/>
-        </w:rPr>
-        <w:t>，size</w:t>
-      </w:r>
-      <w:r>
-        <w:t xml:space="preserve"> = 10)</w:t>
-      </w:r>
-    </w:p>
-    <w:p>
-      <w:r>
-        <w:rPr>
-          <w:rFonts w:hint="eastAsia"/>
-        </w:rPr>
-        <w:t>#根据地图的id或者用户的id，或者两者，返回评注信息。</w:t>
-      </w:r>
-    </w:p>
-    <w:p>
-      <w:r>
-        <w:rPr>
-          <w:rFonts w:hint="eastAsia"/>
-        </w:rPr>
-        <w:t>输入：</w:t>
-      </w:r>
-    </w:p>
-    <w:p>
-      <w:pPr>
-        <w:rPr>
-          <w:rFonts w:hint="eastAsia"/>
-        </w:rPr>
-      </w:pPr>
-      <w:proofErr w:type="spellStart"/>
-      <w:r>
-        <w:rPr>
-          <w:rFonts w:hint="eastAsia"/>
-        </w:rPr>
-        <w:t>m</w:t>
-      </w:r>
-      <w:r>
-        <w:t>apid</w:t>
-      </w:r>
-      <w:proofErr w:type="spellEnd"/>
-      <w:r>
-        <w:t xml:space="preserve">: </w:t>
-      </w:r>
-      <w:r>
-        <w:rPr>
-          <w:rFonts w:hint="eastAsia"/>
-        </w:rPr>
-        <w:t>地图的id，地图id状态会储存在用户程序中。若为空，则查询用户的所有评论。</w:t>
-      </w:r>
-    </w:p>
-    <w:p>
-      <w:proofErr w:type="spellStart"/>
-      <w:r>
-        <w:rPr>
-          <w:rFonts w:hint="eastAsia"/>
-        </w:rPr>
-        <w:t>uid</w:t>
-      </w:r>
-      <w:proofErr w:type="spellEnd"/>
-      <w:r>
-        <w:rPr>
-          <w:rFonts w:hint="eastAsia"/>
-        </w:rPr>
-        <w:t>：用户id，用户的id状态会储存在用户程序中。若为空，则查询用户的所有评论。</w:t>
-      </w:r>
-    </w:p>
-    <w:p>
-      <w:r>
-        <w:rPr>
-          <w:rFonts w:hint="eastAsia"/>
-        </w:rPr>
-        <w:t>count：（根据时间）排序后的符合条件的评论的起始位数</w:t>
-      </w:r>
-    </w:p>
-    <w:p>
-      <w:r>
-        <w:rPr>
-          <w:rFonts w:hint="eastAsia"/>
-        </w:rPr>
-        <w:t>size：一次性返回的评论条数（不足则尽可能返回）</w:t>
+        <w:t>, time, context)]</w:t>
       </w:r>
     </w:p>
     <w:p/>
-    <w:p>
-      <w:r>
-        <w:rPr>
-          <w:rFonts w:hint="eastAsia"/>
-        </w:rPr>
-        <w:t>输出：</w:t>
-      </w:r>
-    </w:p>
-    <w:p>
-      <w:r>
-        <w:rPr>
-          <w:rFonts w:hint="eastAsia"/>
-        </w:rPr>
-        <w:t>int</w:t>
-      </w:r>
-      <w:r>
-        <w:t xml:space="preserve"> </w:t>
-      </w:r>
-      <w:r>
-        <w:rPr>
-          <w:rFonts w:hint="eastAsia"/>
-        </w:rPr>
-        <w:t>status；状态参数 （0</w:t>
-      </w:r>
-      <w:r>
-        <w:t xml:space="preserve">: </w:t>
-      </w:r>
-      <w:r>
-        <w:rPr>
-          <w:rFonts w:hint="eastAsia"/>
-        </w:rPr>
-        <w:t>OK，2</w:t>
-      </w:r>
-      <w:r>
-        <w:t xml:space="preserve">001: </w:t>
-      </w:r>
-      <w:proofErr w:type="spellStart"/>
-      <w:r>
-        <w:t>UserNotFound</w:t>
-      </w:r>
-      <w:proofErr w:type="spellEnd"/>
-      <w:r>
-        <w:t xml:space="preserve">, 1002: </w:t>
-      </w:r>
-      <w:proofErr w:type="spellStart"/>
-      <w:r>
-        <w:t>MapNotFound</w:t>
-      </w:r>
-      <w:proofErr w:type="spellEnd"/>
-      <w:r>
-        <w:t>, 101</w:t>
-      </w:r>
-      <w:r>
-        <w:t>4</w:t>
-      </w:r>
-      <w:r>
-        <w:t xml:space="preserve">: </w:t>
-      </w:r>
-      <w:proofErr w:type="spellStart"/>
-      <w:r>
-        <w:t>AddNotesError</w:t>
-      </w:r>
-      <w:proofErr w:type="spellEnd"/>
-      <w:r>
-        <w:t>）</w:t>
-      </w:r>
-    </w:p>
-    <w:p>
-      <w:proofErr w:type="gramStart"/>
-      <w:r>
-        <w:rPr>
-          <w:rFonts w:hint="eastAsia"/>
-        </w:rPr>
-        <w:t>list</w:t>
-      </w:r>
-      <w:r>
-        <w:t>[</w:t>
-      </w:r>
-      <w:proofErr w:type="gramEnd"/>
-      <w:r>
-        <w:t>(</w:t>
-      </w:r>
-      <w:proofErr w:type="spellStart"/>
-      <w:r>
-        <w:t>mapid</w:t>
-      </w:r>
-      <w:proofErr w:type="spellEnd"/>
-      <w:r>
-        <w:t xml:space="preserve">, </w:t>
-      </w:r>
-      <w:proofErr w:type="spellStart"/>
-      <w:r>
-        <w:t>uid</w:t>
-      </w:r>
-      <w:proofErr w:type="spellEnd"/>
-      <w:r>
-        <w:t>, time, context)]</w:t>
-      </w:r>
-    </w:p>
-    <w:p>
-      <w:pPr>
-        <w:rPr>
-          <w:rFonts w:hint="eastAsia"/>
-        </w:rPr>
-      </w:pPr>
-    </w:p>
     <w:sectPr>
       <w:pgSz w:w="11906" w:h="16838"/>
       <w:pgMar w:top="1440" w:right="1800" w:bottom="1440" w:left="1800" w:header="851" w:footer="992" w:gutter="0"/>
@@ -3535,4 +3390,16 @@
     </a:ext>
   </a:extLst>
 </a:theme>
+</file>
+
+<file path=customXml/item1.xml><?xml version="1.0" encoding="utf-8"?>
+<b:Sources xmlns:b="http://schemas.openxmlformats.org/officeDocument/2006/bibliography" xmlns="http://schemas.openxmlformats.org/officeDocument/2006/bibliography" SelectedStyle="\APASixthEditionOfficeOnline.xsl" StyleName="APA" Version="6"/>
+</file>
+
+<file path=customXml/itemProps1.xml><?xml version="1.0" encoding="utf-8"?>
+<ds:datastoreItem xmlns:ds="http://schemas.openxmlformats.org/officeDocument/2006/customXml" ds:itemID="{7AB88F57-318A-4DB8-A960-1B2D5EBEADA9}">
+  <ds:schemaRefs>
+    <ds:schemaRef ds:uri="http://schemas.openxmlformats.org/officeDocument/2006/bibliography"/>
+  </ds:schemaRefs>
+</ds:datastoreItem>
 </file>
--- a/docs/文件子系统/API文档.docx
+++ b/docs/文件子系统/API文档.docx
@@ -441,11 +441,6 @@
       </w:r>
     </w:p>
     <w:p>
-      <w:pPr>
-        <w:rPr>
-          <w:rFonts w:hint="eastAsia"/>
-        </w:rPr>
-      </w:pPr>
       <w:r>
         <w:t>…</w:t>
       </w:r>
@@ -770,11 +765,6 @@
       </w:r>
     </w:p>
     <w:p>
-      <w:pPr>
-        <w:rPr>
-          <w:rFonts w:hint="eastAsia"/>
-        </w:rPr>
-      </w:pPr>
       <w:proofErr w:type="spellStart"/>
       <w:r>
         <w:rPr>
@@ -1005,7 +995,7 @@
         <w:t>：str</w:t>
       </w:r>
       <w:r>
-        <w:t xml:space="preserve">[&lt;30] </w:t>
+        <w:t xml:space="preserve"> </w:t>
       </w:r>
       <w:r>
         <w:rPr>
@@ -1083,60 +1073,35 @@
         <w:t>：</w:t>
       </w:r>
       <w:r>
-        <w:t>str[32],</w:t>
-      </w:r>
-      <w:r>
+        <w:t>str</w:t>
+      </w:r>
+    </w:p>
+    <w:p>
+      <w:proofErr w:type="spellStart"/>
+      <w:r>
+        <w:rPr>
+          <w:rFonts w:hint="eastAsia"/>
+        </w:rPr>
+        <w:t>hash</w:t>
+      </w:r>
+      <w:r>
+        <w:t>ed_pw</w:t>
+      </w:r>
+      <w:proofErr w:type="spellEnd"/>
+      <w:r>
+        <w:t xml:space="preserve">: </w:t>
+      </w:r>
+      <w:r>
+        <w:rPr>
+          <w:rFonts w:hint="eastAsia"/>
+        </w:rPr>
         <w:t xml:space="preserve"> </w:t>
       </w:r>
-      <w:proofErr w:type="spellStart"/>
-      <w:r>
-        <w:rPr>
-          <w:rFonts w:hint="eastAsia"/>
-        </w:rPr>
-        <w:t>uuid</w:t>
-      </w:r>
-      <w:proofErr w:type="spellEnd"/>
-    </w:p>
-    <w:p>
-      <w:proofErr w:type="spellStart"/>
-      <w:r>
-        <w:rPr>
-          <w:rFonts w:hint="eastAsia"/>
-        </w:rPr>
-        <w:t>hash</w:t>
-      </w:r>
-      <w:r>
-        <w:t>ed_pw</w:t>
-      </w:r>
-      <w:proofErr w:type="spellEnd"/>
-      <w:r>
-        <w:t xml:space="preserve">: </w:t>
-      </w:r>
-      <w:r>
-        <w:rPr>
-          <w:rFonts w:hint="eastAsia"/>
-        </w:rPr>
-        <w:t xml:space="preserve"> </w:t>
-      </w:r>
-      <w:proofErr w:type="spellStart"/>
-      <w:r>
-        <w:t>hash_bytes</w:t>
-      </w:r>
-      <w:proofErr w:type="spellEnd"/>
-      <w:r>
-        <w:rPr>
-          <w:rFonts w:hint="eastAsia"/>
-        </w:rPr>
-        <w:t>（3</w:t>
-      </w:r>
-      <w:r>
-        <w:t>2</w:t>
-      </w:r>
-      <w:r>
-        <w:rPr>
-          <w:rFonts w:hint="eastAsia"/>
-        </w:rPr>
-        <w:t>字节）</w:t>
+      <w:r>
+        <w:rPr>
+          <w:rFonts w:hint="eastAsia"/>
+        </w:rPr>
+        <w:t>str</w:t>
       </w:r>
     </w:p>
     <w:p/>
@@ -1273,32 +1238,29 @@
         <w:rPr>
           <w:rFonts w:hint="eastAsia"/>
         </w:rPr>
-        <w:t>uuid</w:t>
-      </w:r>
-      <w:proofErr w:type="spellEnd"/>
-      <w:r>
-        <w:rPr>
-          <w:rFonts w:hint="eastAsia"/>
-        </w:rPr>
-        <w:t>：3</w:t>
-      </w:r>
-      <w:r>
-        <w:t>2</w:t>
-      </w:r>
-      <w:r>
-        <w:rPr>
-          <w:rFonts w:hint="eastAsia"/>
-        </w:rPr>
-        <w:t>字符</w:t>
-      </w:r>
-      <w:proofErr w:type="spellStart"/>
-      <w:r>
-        <w:rPr>
-          <w:rFonts w:hint="eastAsia"/>
-        </w:rPr>
         <w:t>uid</w:t>
       </w:r>
       <w:proofErr w:type="spellEnd"/>
+      <w:r>
+        <w:rPr>
+          <w:rFonts w:hint="eastAsia"/>
+        </w:rPr>
+        <w:t>：</w:t>
+      </w:r>
+      <w:proofErr w:type="spellStart"/>
+      <w:r>
+        <w:rPr>
+          <w:rFonts w:hint="eastAsia"/>
+        </w:rPr>
+        <w:t>u</w:t>
+      </w:r>
+      <w:r>
+        <w:rPr>
+          <w:rFonts w:hint="eastAsia"/>
+        </w:rPr>
+        <w:t>uid</w:t>
+      </w:r>
+      <w:proofErr w:type="spellEnd"/>
     </w:p>
     <w:p/>
     <w:p>
@@ -1320,7 +1282,7 @@
       </w:r>
       <w:proofErr w:type="spellEnd"/>
       <w:r>
-        <w:t xml:space="preserve">(str[32] </w:t>
+        <w:t xml:space="preserve">(str </w:t>
       </w:r>
       <w:proofErr w:type="spellStart"/>
       <w:r>
@@ -1454,7 +1416,7 @@
       </w:r>
       <w:proofErr w:type="spellEnd"/>
       <w:r>
-        <w:t xml:space="preserve"> (str[32] </w:t>
+        <w:t xml:space="preserve"> (str </w:t>
       </w:r>
       <w:proofErr w:type="spellStart"/>
       <w:r>
@@ -1553,6 +1515,37 @@
       </w:r>
     </w:p>
     <w:p>
+      <w:proofErr w:type="spellStart"/>
+      <w:r>
+        <w:rPr>
+          <w:rFonts w:hint="eastAsia"/>
+        </w:rPr>
+        <w:t>dict</w:t>
+      </w:r>
+      <w:proofErr w:type="spellEnd"/>
+      <w:r>
+        <w:t xml:space="preserve"> </w:t>
+      </w:r>
+      <w:proofErr w:type="spellStart"/>
+      <w:r>
+        <w:rPr>
+          <w:rFonts w:hint="eastAsia"/>
+        </w:rPr>
+        <w:t>use</w:t>
+      </w:r>
+      <w:r>
+        <w:t>_detail</w:t>
+      </w:r>
+      <w:r>
+        <w:rPr>
+          <w:rFonts w:hint="eastAsia"/>
+        </w:rPr>
+        <w:t>s</w:t>
+      </w:r>
+      <w:proofErr w:type="spellEnd"/>
+      <w:r>
+        <w:t xml:space="preserve">: </w:t>
+      </w:r>
       <w:r>
         <w:rPr>
           <w:rFonts w:hint="eastAsia"/>
@@ -1611,6 +1604,11 @@
     </w:p>
     <w:p/>
     <w:p>
+      <w:pPr>
+        <w:rPr>
+          <w:rFonts w:hint="eastAsia"/>
+        </w:rPr>
+      </w:pPr>
       <w:r>
         <w:t>10</w:t>
       </w:r>
@@ -1625,14 +1623,271 @@
         <w:rPr>
           <w:rFonts w:hint="eastAsia"/>
         </w:rPr>
-        <w:t>AddNotes</w:t>
-      </w:r>
-      <w:proofErr w:type="spellEnd"/>
-      <w:r>
-        <w:rPr>
-          <w:rFonts w:hint="eastAsia"/>
-        </w:rPr>
-        <w:t>（str</w:t>
+        <w:t>AddNote</w:t>
+      </w:r>
+      <w:proofErr w:type="spellEnd"/>
+      <w:r>
+        <w:rPr>
+          <w:rFonts w:hint="eastAsia"/>
+        </w:rPr>
+        <w:t>（</w:t>
+      </w:r>
+      <w:r>
+        <w:rPr>
+          <w:rFonts w:hint="eastAsia"/>
+        </w:rPr>
+        <w:t>s</w:t>
+      </w:r>
+      <w:r>
+        <w:t>tr</w:t>
+      </w:r>
+      <w:r>
+        <w:rPr>
+          <w:rFonts w:hint="eastAsia"/>
+        </w:rPr>
+        <w:t xml:space="preserve"> </w:t>
+      </w:r>
+      <w:proofErr w:type="spellStart"/>
+      <w:r>
+        <w:t>mapid</w:t>
+      </w:r>
+      <w:proofErr w:type="spellEnd"/>
+      <w:r>
+        <w:t xml:space="preserve">, str </w:t>
+      </w:r>
+      <w:proofErr w:type="spellStart"/>
+      <w:r>
+        <w:t>uuid</w:t>
+      </w:r>
+      <w:proofErr w:type="spellEnd"/>
+      <w:r>
+        <w:t xml:space="preserve">, str </w:t>
+      </w:r>
+      <w:r>
+        <w:t>context</w:t>
+      </w:r>
+      <w:r>
+        <w:rPr>
+          <w:rFonts w:hint="eastAsia"/>
+        </w:rPr>
+        <w:t>）</w:t>
+      </w:r>
+      <w:r>
+        <w:rPr>
+          <w:rFonts w:hint="eastAsia"/>
+        </w:rPr>
+        <w:t>#Note表会自动添加时间</w:t>
+      </w:r>
+    </w:p>
+    <w:p>
+      <w:r>
+        <w:rPr>
+          <w:rFonts w:hint="eastAsia"/>
+        </w:rPr>
+        <w:t>输入：</w:t>
+      </w:r>
+    </w:p>
+    <w:p>
+      <w:r>
+        <w:t>…</w:t>
+      </w:r>
+    </w:p>
+    <w:p>
+      <w:r>
+        <w:rPr>
+          <w:rFonts w:hint="eastAsia"/>
+        </w:rPr>
+        <w:t>输出：</w:t>
+      </w:r>
+    </w:p>
+    <w:p>
+      <w:r>
+        <w:rPr>
+          <w:rFonts w:hint="eastAsia"/>
+        </w:rPr>
+        <w:t>int</w:t>
+      </w:r>
+      <w:r>
+        <w:t xml:space="preserve"> </w:t>
+      </w:r>
+      <w:r>
+        <w:rPr>
+          <w:rFonts w:hint="eastAsia"/>
+        </w:rPr>
+        <w:t>status；状态参数 （0</w:t>
+      </w:r>
+      <w:r>
+        <w:t xml:space="preserve">: </w:t>
+      </w:r>
+      <w:r>
+        <w:rPr>
+          <w:rFonts w:hint="eastAsia"/>
+        </w:rPr>
+        <w:t>OK，2</w:t>
+      </w:r>
+      <w:r>
+        <w:t xml:space="preserve">001: </w:t>
+      </w:r>
+      <w:proofErr w:type="spellStart"/>
+      <w:r>
+        <w:t>UserNotFound</w:t>
+      </w:r>
+      <w:proofErr w:type="spellEnd"/>
+      <w:r>
+        <w:t xml:space="preserve">, 1002: </w:t>
+      </w:r>
+      <w:proofErr w:type="spellStart"/>
+      <w:r>
+        <w:t>MapNotFound</w:t>
+      </w:r>
+      <w:proofErr w:type="spellEnd"/>
+      <w:r>
+        <w:t xml:space="preserve">, 1011: </w:t>
+      </w:r>
+      <w:proofErr w:type="spellStart"/>
+      <w:r>
+        <w:t>AddNoteError</w:t>
+      </w:r>
+      <w:proofErr w:type="spellEnd"/>
+      <w:r>
+        <w:t>）</w:t>
+      </w:r>
+    </w:p>
+    <w:p>
+      <w:r>
+        <w:rPr>
+          <w:rFonts w:hint="eastAsia"/>
+        </w:rPr>
+        <w:t>str</w:t>
+      </w:r>
+      <w:r>
+        <w:t xml:space="preserve"> </w:t>
+      </w:r>
+      <w:proofErr w:type="spellStart"/>
+      <w:r>
+        <w:t>noteid</w:t>
+      </w:r>
+      <w:proofErr w:type="spellEnd"/>
+    </w:p>
+    <w:p/>
+    <w:p>
+      <w:r>
+        <w:rPr>
+          <w:rFonts w:hint="eastAsia"/>
+        </w:rPr>
+        <w:t>1</w:t>
+      </w:r>
+      <w:r>
+        <w:t xml:space="preserve">1, </w:t>
+      </w:r>
+      <w:proofErr w:type="spellStart"/>
+      <w:r>
+        <w:t>DeleteNote</w:t>
+      </w:r>
+      <w:proofErr w:type="spellEnd"/>
+      <w:r>
+        <w:rPr>
+          <w:rFonts w:hint="eastAsia"/>
+        </w:rPr>
+        <w:t>（</w:t>
+      </w:r>
+      <w:r>
+        <w:rPr>
+          <w:rFonts w:hint="eastAsia"/>
+        </w:rPr>
+        <w:t xml:space="preserve"> </w:t>
+      </w:r>
+      <w:proofErr w:type="spellStart"/>
+      <w:r>
+        <w:t>noteid</w:t>
+      </w:r>
+      <w:proofErr w:type="spellEnd"/>
+      <w:r>
+        <w:t>）</w:t>
+      </w:r>
+    </w:p>
+    <w:p>
+      <w:r>
+        <w:rPr>
+          <w:rFonts w:hint="eastAsia"/>
+        </w:rPr>
+        <w:t>输入：</w:t>
+      </w:r>
+    </w:p>
+    <w:p>
+      <w:r>
+        <w:t>…</w:t>
+      </w:r>
+    </w:p>
+    <w:p>
+      <w:r>
+        <w:rPr>
+          <w:rFonts w:hint="eastAsia"/>
+        </w:rPr>
+        <w:t>输出：</w:t>
+      </w:r>
+    </w:p>
+    <w:p>
+      <w:r>
+        <w:rPr>
+          <w:rFonts w:hint="eastAsia"/>
+        </w:rPr>
+        <w:t>int</w:t>
+      </w:r>
+      <w:r>
+        <w:t xml:space="preserve"> </w:t>
+      </w:r>
+      <w:r>
+        <w:rPr>
+          <w:rFonts w:hint="eastAsia"/>
+        </w:rPr>
+        <w:t>status；状态参数 （0</w:t>
+      </w:r>
+      <w:r>
+        <w:t xml:space="preserve">: </w:t>
+      </w:r>
+      <w:r>
+        <w:rPr>
+          <w:rFonts w:hint="eastAsia"/>
+        </w:rPr>
+        <w:t>OK，</w:t>
+      </w:r>
+      <w:r>
+        <w:t xml:space="preserve">1012: </w:t>
+      </w:r>
+      <w:proofErr w:type="spellStart"/>
+      <w:r>
+        <w:t>NoteNotFound</w:t>
+      </w:r>
+      <w:proofErr w:type="spellEnd"/>
+      <w:r>
+        <w:t>, 1013:NoteDeleteError）</w:t>
+      </w:r>
+    </w:p>
+    <w:p/>
+    <w:p>
+      <w:r>
+        <w:rPr>
+          <w:rFonts w:hint="eastAsia"/>
+        </w:rPr>
+        <w:t>1</w:t>
+      </w:r>
+      <w:r>
+        <w:t xml:space="preserve">2, </w:t>
+      </w:r>
+      <w:proofErr w:type="spellStart"/>
+      <w:r>
+        <w:t>GetNotes</w:t>
+      </w:r>
+      <w:proofErr w:type="spellEnd"/>
+      <w:r>
+        <w:t xml:space="preserve">( </w:t>
+      </w:r>
+      <w:r>
+        <w:rPr>
+          <w:rFonts w:hint="eastAsia"/>
+        </w:rPr>
+        <w:t>str</w:t>
       </w:r>
       <w:r>
         <w:t xml:space="preserve">[10] </w:t>
@@ -1643,467 +1898,234 @@
       </w:r>
       <w:proofErr w:type="spellEnd"/>
       <w:r>
-        <w:t xml:space="preserve">, str[32] </w:t>
-      </w:r>
-      <w:proofErr w:type="spellStart"/>
-      <w:r>
-        <w:t>uuid</w:t>
-      </w:r>
-      <w:proofErr w:type="spellEnd"/>
-      <w:r>
-        <w:t xml:space="preserve">, str </w:t>
-      </w:r>
-      <w:r>
-        <w:t>context</w:t>
+        <w:t xml:space="preserve"> = NULL, str[32] </w:t>
+      </w:r>
+      <w:proofErr w:type="spellStart"/>
+      <w:r>
+        <w:t>uid</w:t>
+      </w:r>
+      <w:proofErr w:type="spellEnd"/>
+      <w:r>
+        <w:t xml:space="preserve"> = NULL, count = 0</w:t>
+      </w:r>
+      <w:r>
+        <w:rPr>
+          <w:rFonts w:hint="eastAsia"/>
+        </w:rPr>
+        <w:t>，size</w:t>
+      </w:r>
+      <w:r>
+        <w:t xml:space="preserve"> = 10)</w:t>
+      </w:r>
+    </w:p>
+    <w:p>
+      <w:r>
+        <w:rPr>
+          <w:rFonts w:hint="eastAsia"/>
+        </w:rPr>
+        <w:t>#根据地图的id或者用户的id，或者两者，返回评注信息。</w:t>
+      </w:r>
+    </w:p>
+    <w:p>
+      <w:r>
+        <w:rPr>
+          <w:rFonts w:hint="eastAsia"/>
+        </w:rPr>
+        <w:t>输入：</w:t>
+      </w:r>
+    </w:p>
+    <w:p>
+      <w:proofErr w:type="spellStart"/>
+      <w:r>
+        <w:rPr>
+          <w:rFonts w:hint="eastAsia"/>
+        </w:rPr>
+        <w:lastRenderedPageBreak/>
+        <w:t>m</w:t>
+      </w:r>
+      <w:r>
+        <w:t>apid</w:t>
+      </w:r>
+      <w:proofErr w:type="spellEnd"/>
+      <w:r>
+        <w:t xml:space="preserve">: </w:t>
+      </w:r>
+      <w:r>
+        <w:rPr>
+          <w:rFonts w:hint="eastAsia"/>
+        </w:rPr>
+        <w:t>地图的id，地图id状态会储存在用户程序中。若为空，则查询用户的所有评论。</w:t>
+      </w:r>
+    </w:p>
+    <w:p>
+      <w:proofErr w:type="spellStart"/>
+      <w:r>
+        <w:rPr>
+          <w:rFonts w:hint="eastAsia"/>
+        </w:rPr>
+        <w:t>uid</w:t>
+      </w:r>
+      <w:proofErr w:type="spellEnd"/>
+      <w:r>
+        <w:rPr>
+          <w:rFonts w:hint="eastAsia"/>
+        </w:rPr>
+        <w:t>：用户id，用户的id状态会储存在用户程序中。若为空，则查询用户的所有评论。</w:t>
+      </w:r>
+    </w:p>
+    <w:p>
+      <w:r>
+        <w:rPr>
+          <w:rFonts w:hint="eastAsia"/>
+        </w:rPr>
+        <w:t>count：（根据时间）排序后的符合条件的评论的起始位数</w:t>
+      </w:r>
+      <w:r>
+        <w:rPr>
+          <w:rFonts w:hint="eastAsia"/>
+        </w:rPr>
+        <w:t>，例如第一次count为0查了10条后，第二次则要令count为10</w:t>
+      </w:r>
+    </w:p>
+    <w:p>
+      <w:r>
+        <w:rPr>
+          <w:rFonts w:hint="eastAsia"/>
+        </w:rPr>
+        <w:t>size：一次性返回的评论条数（不足则尽可能返回）</w:t>
+      </w:r>
+    </w:p>
+    <w:p/>
+    <w:p>
+      <w:r>
+        <w:rPr>
+          <w:rFonts w:hint="eastAsia"/>
+        </w:rPr>
+        <w:t>输出：</w:t>
+      </w:r>
+    </w:p>
+    <w:p>
+      <w:r>
+        <w:rPr>
+          <w:rFonts w:hint="eastAsia"/>
+        </w:rPr>
+        <w:t>int</w:t>
+      </w:r>
+      <w:r>
+        <w:t xml:space="preserve"> </w:t>
+      </w:r>
+      <w:r>
+        <w:rPr>
+          <w:rFonts w:hint="eastAsia"/>
+        </w:rPr>
+        <w:t>status；状态参数 （0</w:t>
+      </w:r>
+      <w:r>
+        <w:t xml:space="preserve">: </w:t>
+      </w:r>
+      <w:r>
+        <w:rPr>
+          <w:rFonts w:hint="eastAsia"/>
+        </w:rPr>
+        <w:t>OK，2</w:t>
+      </w:r>
+      <w:r>
+        <w:t xml:space="preserve">001: </w:t>
+      </w:r>
+      <w:proofErr w:type="spellStart"/>
+      <w:r>
+        <w:t>UserNotFound</w:t>
+      </w:r>
+      <w:proofErr w:type="spellEnd"/>
+      <w:r>
+        <w:t xml:space="preserve">, 1002: </w:t>
+      </w:r>
+      <w:proofErr w:type="spellStart"/>
+      <w:r>
+        <w:t>MapNotFound</w:t>
+      </w:r>
+      <w:proofErr w:type="spellEnd"/>
+      <w:r>
+        <w:t xml:space="preserve">, 1014: </w:t>
+      </w:r>
+      <w:proofErr w:type="spellStart"/>
+      <w:r>
+        <w:t>AddNotesError</w:t>
+      </w:r>
+      <w:proofErr w:type="spellEnd"/>
+      <w:r>
+        <w:t>）</w:t>
+      </w:r>
+    </w:p>
+    <w:p>
+      <w:r>
+        <w:rPr>
+          <w:rFonts w:hint="eastAsia"/>
+        </w:rPr>
+        <w:t>list</w:t>
+      </w:r>
+      <w:r>
+        <w:t>[</w:t>
+      </w:r>
+      <w:r>
+        <w:rPr>
+          <w:rFonts w:hint="eastAsia"/>
+        </w:rPr>
+        <w:t>{</w:t>
+      </w:r>
+      <w:proofErr w:type="spellStart"/>
+      <w:r>
+        <w:t>mapid</w:t>
+      </w:r>
+      <w:proofErr w:type="spellEnd"/>
+      <w:r>
+        <w:t xml:space="preserve"> : str</w:t>
       </w:r>
       <w:r>
         <w:t xml:space="preserve">, </w:t>
       </w:r>
       <w:proofErr w:type="spellStart"/>
       <w:r>
-        <w:t>datetime.datetime</w:t>
-      </w:r>
-      <w:proofErr w:type="spellEnd"/>
-      <w:r>
-        <w:rPr>
-          <w:rFonts w:hint="eastAsia"/>
-        </w:rPr>
-        <w:t>：</w:t>
-      </w:r>
-      <w:r>
-        <w:rPr>
-          <w:rFonts w:hint="eastAsia"/>
-        </w:rPr>
-        <w:t>time</w:t>
-      </w:r>
-      <w:r>
-        <w:rPr>
-          <w:rFonts w:hint="eastAsia"/>
-        </w:rPr>
-        <w:t>）</w:t>
-      </w:r>
-    </w:p>
-    <w:p>
-      <w:r>
-        <w:rPr>
-          <w:rFonts w:hint="eastAsia"/>
-        </w:rPr>
-        <w:t>输入：</w:t>
-      </w:r>
-    </w:p>
-    <w:p>
+        <w:t>uid</w:t>
+      </w:r>
+      <w:proofErr w:type="spellEnd"/>
+      <w:r>
+        <w:t xml:space="preserve"> : str</w:t>
+      </w:r>
+      <w:r>
+        <w:t>, time</w:t>
+      </w:r>
+      <w:r>
+        <w:t xml:space="preserve"> : str</w:t>
+      </w:r>
+      <w:r>
+        <w:t>, context</w:t>
+      </w:r>
+      <w:r>
+        <w:t xml:space="preserve"> : str</w:t>
+      </w:r>
+      <w:r>
+        <w:rPr>
+          <w:rFonts w:hint="eastAsia"/>
+        </w:rPr>
+        <w:t>}，</w:t>
+      </w:r>
       <w:r>
         <w:t>…</w:t>
       </w:r>
-    </w:p>
-    <w:p>
-      <w:r>
-        <w:rPr>
-          <w:rFonts w:hint="eastAsia"/>
-        </w:rPr>
-        <w:t>t</w:t>
-      </w:r>
-      <w:r>
-        <w:t xml:space="preserve">ime : </w:t>
-      </w:r>
-      <w:r>
-        <w:rPr>
-          <w:rFonts w:hint="eastAsia"/>
-        </w:rPr>
-        <w:t>时间</w:t>
-      </w:r>
-    </w:p>
-    <w:p>
-      <w:r>
-        <w:rPr>
-          <w:rFonts w:hint="eastAsia"/>
-        </w:rPr>
-        <w:t>输出：</w:t>
-      </w:r>
-    </w:p>
-    <w:p>
-      <w:r>
-        <w:rPr>
-          <w:rFonts w:hint="eastAsia"/>
-        </w:rPr>
-        <w:t>int</w:t>
-      </w:r>
-      <w:r>
-        <w:t xml:space="preserve"> </w:t>
-      </w:r>
-      <w:r>
-        <w:rPr>
-          <w:rFonts w:hint="eastAsia"/>
-        </w:rPr>
-        <w:t>status；状态参数 （0</w:t>
-      </w:r>
-      <w:r>
-        <w:t xml:space="preserve">: </w:t>
-      </w:r>
-      <w:r>
-        <w:rPr>
-          <w:rFonts w:hint="eastAsia"/>
-        </w:rPr>
-        <w:t>OK，2</w:t>
-      </w:r>
-      <w:r>
-        <w:t xml:space="preserve">001: </w:t>
-      </w:r>
-      <w:proofErr w:type="spellStart"/>
-      <w:r>
-        <w:t>UserNotFound</w:t>
-      </w:r>
-      <w:proofErr w:type="spellEnd"/>
-      <w:r>
-        <w:t xml:space="preserve">, 1002: </w:t>
-      </w:r>
-      <w:proofErr w:type="spellStart"/>
-      <w:r>
-        <w:t>MapNotFound</w:t>
-      </w:r>
-      <w:proofErr w:type="spellEnd"/>
-      <w:r>
-        <w:t xml:space="preserve">, 1011: </w:t>
-      </w:r>
-      <w:proofErr w:type="spellStart"/>
-      <w:r>
-        <w:t>AddNotesError</w:t>
-      </w:r>
-      <w:proofErr w:type="spellEnd"/>
-      <w:r>
-        <w:t>）</w:t>
-      </w:r>
-    </w:p>
-    <w:p>
-      <w:proofErr w:type="spellStart"/>
-      <w:r>
-        <w:rPr>
-          <w:rFonts w:hint="eastAsia"/>
-        </w:rPr>
-        <w:t>uuid</w:t>
-      </w:r>
-      <w:proofErr w:type="spellEnd"/>
-      <w:r>
-        <w:t xml:space="preserve"> </w:t>
-      </w:r>
-      <w:proofErr w:type="spellStart"/>
-      <w:r>
-        <w:t>noteid</w:t>
-      </w:r>
-      <w:proofErr w:type="spellEnd"/>
+      <w:r>
+        <w:t>]</w:t>
+      </w:r>
     </w:p>
     <w:p/>
-    <w:p>
-      <w:r>
-        <w:rPr>
-          <w:rFonts w:hint="eastAsia"/>
-        </w:rPr>
-        <w:t>1</w:t>
-      </w:r>
-      <w:r>
-        <w:t xml:space="preserve">1, </w:t>
-      </w:r>
-      <w:proofErr w:type="spellStart"/>
-      <w:r>
-        <w:t>DeleteNote</w:t>
-      </w:r>
-      <w:proofErr w:type="spellEnd"/>
-      <w:r>
-        <w:rPr>
-          <w:rFonts w:hint="eastAsia"/>
-        </w:rPr>
-        <w:t>（str</w:t>
-      </w:r>
-      <w:r>
-        <w:t xml:space="preserve">[16] </w:t>
-      </w:r>
-      <w:proofErr w:type="spellStart"/>
-      <w:r>
-        <w:t>noteid</w:t>
-      </w:r>
-      <w:proofErr w:type="spellEnd"/>
-      <w:r>
-        <w:t>）</w:t>
-      </w:r>
-    </w:p>
-    <w:p>
-      <w:r>
-        <w:rPr>
-          <w:rFonts w:hint="eastAsia"/>
-        </w:rPr>
-        <w:t>输入：</w:t>
-      </w:r>
-    </w:p>
-    <w:p>
-      <w:r>
-        <w:t>…</w:t>
-      </w:r>
-    </w:p>
-    <w:p>
-      <w:r>
-        <w:rPr>
-          <w:rFonts w:hint="eastAsia"/>
-        </w:rPr>
-        <w:t>输出：</w:t>
-      </w:r>
-    </w:p>
-    <w:p>
-      <w:r>
-        <w:rPr>
-          <w:rFonts w:hint="eastAsia"/>
-        </w:rPr>
-        <w:t>int</w:t>
-      </w:r>
-      <w:r>
-        <w:t xml:space="preserve"> </w:t>
-      </w:r>
-      <w:r>
-        <w:rPr>
-          <w:rFonts w:hint="eastAsia"/>
-        </w:rPr>
-        <w:t>status；状态参数 （0</w:t>
-      </w:r>
-      <w:r>
-        <w:t xml:space="preserve">: </w:t>
-      </w:r>
-      <w:r>
-        <w:rPr>
-          <w:rFonts w:hint="eastAsia"/>
-        </w:rPr>
-        <w:t>OK，</w:t>
-      </w:r>
-      <w:r>
-        <w:t xml:space="preserve">1012: </w:t>
-      </w:r>
-      <w:proofErr w:type="spellStart"/>
-      <w:r>
-        <w:t>NoteNotFound</w:t>
-      </w:r>
-      <w:proofErr w:type="spellEnd"/>
-      <w:r>
-        <w:t>, 1013:NoteDeleteError）</w:t>
-      </w:r>
-    </w:p>
     <w:p/>
     <w:p>
-      <w:r>
-        <w:rPr>
-          <w:rFonts w:hint="eastAsia"/>
-        </w:rPr>
-        <w:t>1</w:t>
-      </w:r>
-      <w:r>
-        <w:t xml:space="preserve">2, </w:t>
-      </w:r>
-      <w:proofErr w:type="spellStart"/>
-      <w:r>
-        <w:t>GetNotes</w:t>
-      </w:r>
-      <w:proofErr w:type="spellEnd"/>
-      <w:r>
-        <w:t xml:space="preserve">( </w:t>
-      </w:r>
-      <w:r>
-        <w:rPr>
-          <w:rFonts w:hint="eastAsia"/>
-        </w:rPr>
-        <w:t>str</w:t>
-      </w:r>
-      <w:r>
-        <w:t xml:space="preserve">[10] </w:t>
-      </w:r>
-      <w:proofErr w:type="spellStart"/>
-      <w:r>
-        <w:t>mapid</w:t>
-      </w:r>
-      <w:proofErr w:type="spellEnd"/>
-      <w:r>
-        <w:t xml:space="preserve"> = NULL, str[32] </w:t>
-      </w:r>
-      <w:proofErr w:type="spellStart"/>
-      <w:r>
-        <w:t>uid</w:t>
-      </w:r>
-      <w:proofErr w:type="spellEnd"/>
-      <w:r>
-        <w:t xml:space="preserve"> = NULL, count = 0</w:t>
-      </w:r>
-      <w:r>
-        <w:rPr>
-          <w:rFonts w:hint="eastAsia"/>
-        </w:rPr>
-        <w:t>，size</w:t>
-      </w:r>
-      <w:r>
-        <w:t xml:space="preserve"> = 10)</w:t>
-      </w:r>
-    </w:p>
-    <w:p>
-      <w:r>
-        <w:rPr>
-          <w:rFonts w:hint="eastAsia"/>
-        </w:rPr>
-        <w:t>#根据地图的id或者用户的id，或者两者，返回评注信息。</w:t>
-      </w:r>
-    </w:p>
-    <w:p>
-      <w:r>
-        <w:rPr>
-          <w:rFonts w:hint="eastAsia"/>
-        </w:rPr>
-        <w:lastRenderedPageBreak/>
-        <w:t>输入：</w:t>
-      </w:r>
-    </w:p>
-    <w:p>
-      <w:proofErr w:type="spellStart"/>
-      <w:r>
-        <w:rPr>
-          <w:rFonts w:hint="eastAsia"/>
-        </w:rPr>
-        <w:t>m</w:t>
-      </w:r>
-      <w:r>
-        <w:t>apid</w:t>
-      </w:r>
-      <w:proofErr w:type="spellEnd"/>
-      <w:r>
-        <w:t xml:space="preserve">: </w:t>
-      </w:r>
-      <w:r>
-        <w:rPr>
-          <w:rFonts w:hint="eastAsia"/>
-        </w:rPr>
-        <w:t>地图的id，地图id状态会储存在用户程序中。若为空，则查询用户的所有评论。</w:t>
-      </w:r>
-    </w:p>
-    <w:p>
-      <w:proofErr w:type="spellStart"/>
-      <w:r>
-        <w:rPr>
-          <w:rFonts w:hint="eastAsia"/>
-        </w:rPr>
-        <w:t>uid</w:t>
-      </w:r>
-      <w:proofErr w:type="spellEnd"/>
-      <w:r>
-        <w:rPr>
-          <w:rFonts w:hint="eastAsia"/>
-        </w:rPr>
-        <w:t>：用户id，用户的id状态会储存在用户程序中。若为空，则查询用户的所有评论。</w:t>
-      </w:r>
-    </w:p>
-    <w:p>
-      <w:r>
-        <w:rPr>
-          <w:rFonts w:hint="eastAsia"/>
-        </w:rPr>
-        <w:t>count：（根据时间）排序后的符合条件的评论的起始位数</w:t>
-      </w:r>
-    </w:p>
-    <w:p>
-      <w:r>
-        <w:rPr>
-          <w:rFonts w:hint="eastAsia"/>
-        </w:rPr>
-        <w:t>size：一次性返回的评论条数（不足则尽可能返回）</w:t>
-      </w:r>
-    </w:p>
-    <w:p/>
-    <w:p>
-      <w:r>
-        <w:rPr>
-          <w:rFonts w:hint="eastAsia"/>
-        </w:rPr>
-        <w:t>输出：</w:t>
-      </w:r>
-    </w:p>
-    <w:p>
-      <w:r>
-        <w:rPr>
-          <w:rFonts w:hint="eastAsia"/>
-        </w:rPr>
-        <w:t>int</w:t>
-      </w:r>
-      <w:r>
-        <w:t xml:space="preserve"> </w:t>
-      </w:r>
-      <w:r>
-        <w:rPr>
-          <w:rFonts w:hint="eastAsia"/>
-        </w:rPr>
-        <w:t>status；状态参数 （0</w:t>
-      </w:r>
-      <w:r>
-        <w:t xml:space="preserve">: </w:t>
-      </w:r>
-      <w:r>
-        <w:rPr>
-          <w:rFonts w:hint="eastAsia"/>
-        </w:rPr>
-        <w:t>OK，2</w:t>
-      </w:r>
-      <w:r>
-        <w:t xml:space="preserve">001: </w:t>
-      </w:r>
-      <w:proofErr w:type="spellStart"/>
-      <w:r>
-        <w:t>UserNotFound</w:t>
-      </w:r>
-      <w:proofErr w:type="spellEnd"/>
-      <w:r>
-        <w:t xml:space="preserve">, 1002: </w:t>
-      </w:r>
-      <w:proofErr w:type="spellStart"/>
-      <w:r>
-        <w:t>MapNotFound</w:t>
-      </w:r>
-      <w:proofErr w:type="spellEnd"/>
-      <w:r>
-        <w:t xml:space="preserve">, 1014: </w:t>
-      </w:r>
-      <w:proofErr w:type="spellStart"/>
-      <w:r>
-        <w:t>AddNotesError</w:t>
-      </w:r>
-      <w:proofErr w:type="spellEnd"/>
-      <w:r>
-        <w:t>）</w:t>
-      </w:r>
-    </w:p>
-    <w:p>
-      <w:proofErr w:type="gramStart"/>
-      <w:r>
-        <w:rPr>
-          <w:rFonts w:hint="eastAsia"/>
-        </w:rPr>
-        <w:t>list</w:t>
-      </w:r>
-      <w:r>
-        <w:t>[</w:t>
-      </w:r>
-      <w:proofErr w:type="gramEnd"/>
-      <w:r>
-        <w:t>(</w:t>
-      </w:r>
-      <w:proofErr w:type="spellStart"/>
-      <w:r>
-        <w:t>mapid</w:t>
-      </w:r>
-      <w:proofErr w:type="spellEnd"/>
-      <w:r>
-        <w:t xml:space="preserve">, </w:t>
-      </w:r>
-      <w:proofErr w:type="spellStart"/>
-      <w:r>
-        <w:t>uid</w:t>
-      </w:r>
-      <w:proofErr w:type="spellEnd"/>
-      <w:r>
-        <w:t>, time, context)]</w:t>
-      </w:r>
-    </w:p>
-    <w:p/>
+      <w:pPr>
+        <w:rPr>
+          <w:rFonts w:hint="eastAsia"/>
+        </w:rPr>
+      </w:pPr>
+    </w:p>
     <w:sectPr>
       <w:pgSz w:w="11906" w:h="16838"/>
       <w:pgMar w:top="1440" w:right="1800" w:bottom="1440" w:left="1800" w:header="851" w:footer="992" w:gutter="0"/>
